--- a/klagomål/A 14467-2026 FSC-klagomål.docx
+++ b/klagomål/A 14467-2026 FSC-klagomål.docx
@@ -1284,7 +1284,7 @@
     <w:r>
       <w:tab/>
       <w:tab/>
-      <w:t>2026-03-20</w:t>
+      <w:t>2026-03-21</w:t>
       <w:br/>
       <w:br/>
     </w:r>

--- a/klagomål/A 14467-2026 FSC-klagomål.docx
+++ b/klagomål/A 14467-2026 FSC-klagomål.docx
@@ -1284,7 +1284,7 @@
     <w:r>
       <w:tab/>
       <w:tab/>
-      <w:t>2026-03-21</w:t>
+      <w:t>2026-03-22</w:t>
       <w:br/>
       <w:br/>
     </w:r>

--- a/klagomål/A 14467-2026 FSC-klagomål.docx
+++ b/klagomål/A 14467-2026 FSC-klagomål.docx
@@ -1284,7 +1284,7 @@
     <w:r>
       <w:tab/>
       <w:tab/>
-      <w:t>2026-03-22</w:t>
+      <w:t>2026-03-23</w:t>
       <w:br/>
       <w:br/>
     </w:r>

--- a/klagomål/A 14467-2026 FSC-klagomål.docx
+++ b/klagomål/A 14467-2026 FSC-klagomål.docx
@@ -1284,7 +1284,7 @@
     <w:r>
       <w:tab/>
       <w:tab/>
-      <w:t>2026-03-23</w:t>
+      <w:t>2026-03-24</w:t>
       <w:br/>
       <w:br/>
     </w:r>

--- a/klagomål/A 14467-2026 FSC-klagomål.docx
+++ b/klagomål/A 14467-2026 FSC-klagomål.docx
@@ -1284,7 +1284,7 @@
     <w:r>
       <w:tab/>
       <w:tab/>
-      <w:t>2026-03-24</w:t>
+      <w:t>2026-03-25</w:t>
       <w:br/>
       <w:br/>
     </w:r>

--- a/klagomål/A 14467-2026 FSC-klagomål.docx
+++ b/klagomål/A 14467-2026 FSC-klagomål.docx
@@ -1284,7 +1284,7 @@
     <w:r>
       <w:tab/>
       <w:tab/>
-      <w:t>2026-03-25</w:t>
+      <w:t>2026-03-26</w:t>
       <w:br/>
       <w:br/>
     </w:r>

--- a/klagomål/A 14467-2026 FSC-klagomål.docx
+++ b/klagomål/A 14467-2026 FSC-klagomål.docx
@@ -1284,7 +1284,7 @@
     <w:r>
       <w:tab/>
       <w:tab/>
-      <w:t>2026-03-26</w:t>
+      <w:t>2026-03-27</w:t>
       <w:br/>
       <w:br/>
     </w:r>

--- a/klagomål/A 14467-2026 FSC-klagomål.docx
+++ b/klagomål/A 14467-2026 FSC-klagomål.docx
@@ -1284,7 +1284,7 @@
     <w:r>
       <w:tab/>
       <w:tab/>
-      <w:t>2026-03-27</w:t>
+      <w:t>2026-03-28</w:t>
       <w:br/>
       <w:br/>
     </w:r>

--- a/klagomål/A 14467-2026 FSC-klagomål.docx
+++ b/klagomål/A 14467-2026 FSC-klagomål.docx
@@ -1284,7 +1284,7 @@
     <w:r>
       <w:tab/>
       <w:tab/>
-      <w:t>2026-03-28</w:t>
+      <w:t>2026-03-29</w:t>
       <w:br/>
       <w:br/>
     </w:r>

--- a/klagomål/A 14467-2026 FSC-klagomål.docx
+++ b/klagomål/A 14467-2026 FSC-klagomål.docx
@@ -1284,7 +1284,7 @@
     <w:r>
       <w:tab/>
       <w:tab/>
-      <w:t>2026-03-29</w:t>
+      <w:t>2026-03-30</w:t>
       <w:br/>
       <w:br/>
     </w:r>

--- a/klagomål/A 14467-2026 FSC-klagomål.docx
+++ b/klagomål/A 14467-2026 FSC-klagomål.docx
@@ -1284,7 +1284,7 @@
     <w:r>
       <w:tab/>
       <w:tab/>
-      <w:t>2026-03-30</w:t>
+      <w:t>2026-03-31</w:t>
       <w:br/>
       <w:br/>
     </w:r>

--- a/klagomål/A 14467-2026 FSC-klagomål.docx
+++ b/klagomål/A 14467-2026 FSC-klagomål.docx
@@ -168,7 +168,7 @@
     </w:p>
     <w:p>
       <w:r>
-        <w:t>Detta dokument behandlar höga naturvärden i avverkningsanmälan A 14467-2026 i Ockelbo kommun. Denna avverkningsanmälan inkom 2026-03-19 13:22:46 och omfattar 23,4 ha.</w:t>
+        <w:t>Detta dokument behandlar höga naturvärden i avverkningsanmälan A 14467-2026 i Ockelbo kommun. Denna avverkningsanmälan inkom 2026-03-19 00:00:00 och omfattar 23,4 ha.</w:t>
       </w:r>
     </w:p>
     <w:p>
@@ -1284,7 +1284,7 @@
     <w:r>
       <w:tab/>
       <w:tab/>
-      <w:t>2026-03-31</w:t>
+      <w:t>2026-04-01</w:t>
       <w:br/>
       <w:br/>
     </w:r>

--- a/klagomål/A 14467-2026 FSC-klagomål.docx
+++ b/klagomål/A 14467-2026 FSC-klagomål.docx
@@ -1284,7 +1284,7 @@
     <w:r>
       <w:tab/>
       <w:tab/>
-      <w:t>2026-04-01</w:t>
+      <w:t>2026-04-02</w:t>
       <w:br/>
       <w:br/>
     </w:r>

--- a/klagomål/A 14467-2026 FSC-klagomål.docx
+++ b/klagomål/A 14467-2026 FSC-klagomål.docx
@@ -1284,7 +1284,7 @@
     <w:r>
       <w:tab/>
       <w:tab/>
-      <w:t>2026-04-02</w:t>
+      <w:t>2026-04-03</w:t>
       <w:br/>
       <w:br/>
     </w:r>

--- a/klagomål/A 14467-2026 FSC-klagomål.docx
+++ b/klagomål/A 14467-2026 FSC-klagomål.docx
@@ -1284,7 +1284,7 @@
     <w:r>
       <w:tab/>
       <w:tab/>
-      <w:t>2026-04-03</w:t>
+      <w:t>2026-04-04</w:t>
       <w:br/>
       <w:br/>
     </w:r>

--- a/klagomål/A 14467-2026 FSC-klagomål.docx
+++ b/klagomål/A 14467-2026 FSC-klagomål.docx
@@ -1284,7 +1284,7 @@
     <w:r>
       <w:tab/>
       <w:tab/>
-      <w:t>2026-04-04</w:t>
+      <w:t>2026-04-05</w:t>
       <w:br/>
       <w:br/>
     </w:r>

--- a/klagomål/A 14467-2026 FSC-klagomål.docx
+++ b/klagomål/A 14467-2026 FSC-klagomål.docx
@@ -1284,7 +1284,7 @@
     <w:r>
       <w:tab/>
       <w:tab/>
-      <w:t>2026-04-05</w:t>
+      <w:t>2026-04-06</w:t>
       <w:br/>
       <w:br/>
     </w:r>

--- a/klagomål/A 14467-2026 FSC-klagomål.docx
+++ b/klagomål/A 14467-2026 FSC-klagomål.docx
@@ -278,10 +278,10 @@
         <w:rPr>
           <w:b/>
         </w:rPr>
-        <w:t>Slaguggla (NT, §4)</w:t>
-      </w:r>
-      <w:r>
-        <w:t>, rödlistad som nära hotad, är fridlyst enligt 4 § artskyddsförordningen och ingår i bilaga 1 EU:s fågeldirektiv. Artens minskningstakt har uppgått till 17 (0–33) % under de senaste 24 åren och bedöms vara nära gränsvärdet för Sårbar (VU). Tillgången på naturliga boplatser för slaguggla har minskat drastiskt och kommer även att minska i framtiden. Industriskogsbrukets korta omloppstider förhindrar nybildning av grova torrträd och utgör det största hotet mot arten. Skogsbrukets hänsyn måste tillåta att vissa skogsarealer, inte bara av låg bonitet, når mycket hög ålder. Runt boplatsen bör det finnas uppvuxen skog (minst 1 hektar) med träd som kan fungera som sittplatser för de vuxna ugglorna. Träden utgör särskilt viktiga skydd för ungarna att klättra upp i när de lämnar boet, eftersom de inte kan flyga då (SLU Artdatabanken, 2024; Skogsstyrelsen, 2016).</w:t>
+        <w:t>Slaguggla (§4)</w:t>
+      </w:r>
+      <w:r>
+        <w:t xml:space="preserve"> är fridlyst enligt 4 § artskyddsförordningen och ingår i bilaga 1 EU:s fågeldirektiv. Tillgången på naturliga boplatser för slaguggla har minskat drastiskt och kommer även att minska i framtiden. Industriskogsbrukets korta omloppstider förhindrar nybildning av grova torrträd och utgör det största hotet mot arten. Skogsbrukets hänsyn måste tillåta att vissa skogsarealer, inte bara av låg bonitet, når mycket hög ålder. Runt boplatsen bör det finnas uppvuxen skog (minst 1 hektar) med träd som kan fungera som sittplatser för de vuxna ugglorna. Träden utgör särskilt viktiga skydd för ungarna att klättra upp i när de lämnar boet, eftersom de inte kan flyga då (SLU Artdatabanken, 2026; Skogsstyrelsen, 2016).</w:t>
       </w:r>
     </w:p>
     <w:p>
@@ -289,10 +289,10 @@
         <w:rPr>
           <w:b/>
         </w:rPr>
-        <w:t>Spillkråka (NT, §4)</w:t>
-      </w:r>
-      <w:r>
-        <w:t xml:space="preserve"> är rödlistad som nära hotad och ingår i bilaga 1 i EU:s fågeldirektiv. Den minskar i population på grund av minskad tillgång på lämpliga bo- och födoträd och minskad födotillgång. Spillkråkans minskningstakt har uppgått till 19 (24–10) % under de senaste 15 åren och bedöms vara nära gränsvärdet för Sårbar (VU) (A2bc). Spillkråka är en nyckelart i skogliga miljöer vars övergivna bohål utnyttjas av flera andra hålhäckande fågelarter och fladdermöss. Den behöver grova träd, främst tall, asp och bok som boträd. Skogsbruk med korta omloppstider och täta, homogena ungskogar utgör det största hotet. Spillkråka är typisk art för </w:t>
+        <w:t>Spillkråka (§4)</w:t>
+      </w:r>
+      <w:r>
+        <w:t xml:space="preserve"> omfattas av bilaga 1 i EU:s fågeldirektiv och är typisk art för </w:t>
       </w:r>
       <w:r>
         <w:rPr>
@@ -307,10 +307,10 @@
         <w:rPr>
           <w:i/>
         </w:rPr>
-        <w:t xml:space="preserve"> 9740 Skogsbevuxen myr </w:t>
-      </w:r>
-      <w:r>
-        <w:t>(SLU Artdatabanken, 2025; Skogsstyrelsen 2016).</w:t>
+        <w:t xml:space="preserve"> 9740 Skogsbevuxen myr</w:t>
+      </w:r>
+      <w:r>
+        <w:t>. Den behöver grova träd, främst tall, asp och bok som boträd. Skogsbruk med korta omloppstider och täta, homogena ungskogar utgör det största hotet. Spillkråka är en nyckelart i skogliga miljöer vars övergivna bohål utnyttjas av flera andra hålhäckande fågelarter och fladdermöss, däribland pärluggla (EN, §4), knipa (§4), salskrake (§4) och skogsduva (§4). Hökuggla (VU, §4) och slaguggla (§4) häckar ofta i högstubbar som brutits av i höjd med ett gammalt spillkråkebo (SLU Artdatabanken, 2026; Skogsstyrelsen, 2016).</w:t>
       </w:r>
     </w:p>
     <w:p>
@@ -318,10 +318,10 @@
         <w:rPr>
           <w:b/>
         </w:rPr>
-        <w:t>Stenfalk (NT, §4)</w:t>
-      </w:r>
-      <w:r>
-        <w:t xml:space="preserve"> är fridlyst enligt 4§ artskyddsförordningen, typisk art för </w:t>
+        <w:t>Stenfalk (§4)</w:t>
+      </w:r>
+      <w:r>
+        <w:t xml:space="preserve"> är typisk art för </w:t>
       </w:r>
       <w:r>
         <w:rPr>
@@ -330,7 +330,7 @@
         <w:t>9040 Fjällbjörkskog</w:t>
       </w:r>
       <w:r>
-        <w:t xml:space="preserve"> och omfattas av bilaga 1 EU:s fågeldirektiv. Minskningstakten har uppgått till 25 (10–40) % under de senaste 15 åren och bedöms vara nära gränsvärdet för Sårbar (VU). Stenfalken häckar i gles skog, ofta i tall eller en björk belägen så att falkarna har bra utsikt från boet. På Öland häckar den i kråkbon i mer eller mindre solitära granar ute på alvaret. Hänsyn ska främst tas mot boplatser (bon som används och alternativbon) och under perioden 1 april−31 juli ska inga skogliga åtgärder ske inom 200 meter från bebodda bon</w:t>
+        <w:t xml:space="preserve"> och omfattas av bilaga 1 EU:s fågeldirektiv. Den förekommer främst i fjällen men häckar även i gles barrskog i Norrlands inland. Arten lever i stor utsträckning på småfåglar och vadare som den fångar i öppna miljöer. I skogslandet påträffas därför en majoritet av boplatserna i anslutning till större myrar och hyggen. Stenfalken häckar i gles skog, ofta i tall eller en björk belägen så att falkarna har bra utsikt från boet. På Öland häckar den i kråkbon i mer eller mindre solitära granar ute på alvaret. Hänsyn ska främst tas mot boplatser (bon som används och alternativbon) och under perioden 1 april−31 juli ska inga skogliga åtgärder ske inom 200 meter från bebodda bon</w:t>
       </w:r>
       <w:r>
         <w:rPr>
@@ -339,7 +339,7 @@
         <w:t xml:space="preserve"> </w:t>
       </w:r>
       <w:r>
-        <w:t>(SLU Artdatabanken, 2025; Skogsstyrelsen, 2016).</w:t>
+        <w:t>(SLU Artdatabanken, 2026; Skogsstyrelsen, 2016).</w:t>
       </w:r>
     </w:p>
     <w:p>
@@ -358,10 +358,10 @@
         <w:rPr>
           <w:b/>
         </w:rPr>
-        <w:t>Tornseglare (EN, §4)</w:t>
-      </w:r>
-      <w:r>
-        <w:t xml:space="preserve"> har minskat med 54 (47–58) % under de senaste 24 åren och är rödlistad som starkt hotad (EN). Tornseglaren är en typisk hålhäckare som numera huvudsakligen är knuten till mänsklig bebyggelse. En mindre andel av beståndet häckar i mer ursprungliga miljöer, i första hand i gamla hackspetthål (främst spillkråkehål) och andra typer av håligheter i träd, men även i klippskrevor. I de inre delarna av de två nordligaste länen (Lappland) häckar den huvudsakligen i ren skogsmiljö, framförallt i gammal gles tallskog. För de tornseglare som häckar i träd i Norrlands inland har situationen sannolikt försämrats till följd av minskad mängd hålträd och av stora arealer tät produktionsskog. När arten förekommer i sluten skog handlar det ofta om skyddsvärda skogsmiljöer med äldre tallskog av naturskogskaraktär (SLU Artdatabanken, 2024; Skogsstyrelsen, 2016).</w:t>
+        <w:t>Tornseglare (VU, §4)</w:t>
+      </w:r>
+      <w:r>
+        <w:t xml:space="preserve"> har minskat med 40 (30–50) % under de senaste 24 åren och minskningstakten överstiger gränsvärdet för sårbar (VU). Tornseglaren är en typisk hålhäckare som numera huvudsakligen är knuten till mänsklig bebyggelse. En mindre andel av beståndet häckar i mer ursprungliga miljöer, i första hand i gamla hackspetthål (främst spillkråkehål) och andra typer av håligheter i träd, men även i klippskrevor. I de inre delarna av de två nordligaste länen (Lappland) häckar den huvudsakligen i ren skogsmiljö, framförallt i gammal gles tallskog. För de tornseglare som häckar i träd i Norrlands inland har situationen sannolikt försämrats till följd av minskad mängd hålträd och av stora arealer tät produktionsskog. När arten förekommer i sluten skog handlar det ofta om skyddsvärda skogsmiljöer med äldre tallskog av naturskogskaraktär (SLU Artdatabanken, 2026; Skogsstyrelsen, 2016).</w:t>
       </w:r>
     </w:p>
     <w:p>
@@ -714,17 +714,12 @@
     </w:p>
     <w:p>
       <w:r>
-        <w:t>Slaguggla (NT, §4) häckar i skogsmark, oftast i anslutning till myrar, hyggen och inägor. Den förekommer från mellersta Sverige norrut till Lule Lappmark och norra Norrbotten. Häckningsrevirets storlek varierar betydligt, från cirka 300 hektar till uppemot 600–700 hektar. De gamla fåglarna är mycket stationära och revirets storlek beror bland annat på närheten till grannrevir och kvaliteten på jaktmarkerna. Spridning av ungfåglar sker 5–70 km från boplatsen, i sällsynta fall kan ungfåglar vandra betydligt längre. Runt boplatsen bör det finnas uppvuxen skog (minst 1 hektar) med träd som kan fungera som sittplatser för de vuxna ugglorna. Träden utgör särskilt viktiga skydd för ungarna att klättra upp i när de lämnar boet, eftersom de inte kan flyga då (SLU Artdatabanken, 2024; Skogsstyrelsen, 2016).</w:t>
+        <w:t>Slaguggla (§4) är fridlyst enligt 4§ artskyddsförordningen, upptagen i bilaga 1 EU:s fågeldirektiv och bilaga 2 Bernkonventionen samt finns med som prioriterad art i Skogsstyrelsens vägledning för skogsbruket (SKSFS 2011:7). Den häckar i skogsmark, oftast i anslutning till myrar, hyggen och inägor. Arten förekommer från mellersta Sverige norrut till Lule Lappmark och norra Norrbotten. Häckningsrevirets storlek varierar betydligt, från cirka 300 hektar till uppemot 600–700 hektar. De gamla fåglarna är mycket stationära och revirets storlek beror bland annat på närheten till grannrevir och kvaliteten på jaktmarkerna. Spridning av ungfåglar sker 5–70 km från boplatsen, i sällsynta fall kan ungfåglar vandra betydligt längre. Runt boplatsen bör det finnas uppvuxen skog (minst 1 hektar) med träd som kan fungera som sittplatser för de vuxna ugglorna. Träden utgör särskilt viktiga skydd för ungarna att klättra upp i när de lämnar boet, eftersom de inte kan flyga då (SLU Artdatabanken, 2026; Skogsstyrelsen, 2016).</w:t>
       </w:r>
     </w:p>
     <w:p>
       <w:r>
-        <w:t>Industriskogsbrukets korta omloppstider (100–120 år) förhindrar nybildning av grova torrträd och utgör det största hotet mot arten. Skogsbrukets hänsyn måste tillåta att vissa skogsarealer, inte bara av låg bonitet, når mycket hög ålder. Tillgången på naturliga boplatser för slaguggla har minskat drastiskt och kommer även att minska i framtiden. Detta beror på det moderna skogsbrukets inriktning och metoder som inte längre tillåter utbildandet av träd av de dimensioner som säkerställer nybildning av lämpliga boplatser i form av rötade stammar som kan bilda ”skorstenar” eller större hål i samband med kvistbrott. Som exempel på vad som krävs kan nämnas att tolv, genom dendrokronologisk analys, daterade bebodda torrakstubbar i Hälsingland hade varit döda i 255 år (129–360 år) och var 200–400 år gamla innan de dog. De äldsta tallarna hade alltså börjat växa från begynnelsen av 1300-talet och de yngsta från mitten av 1600-talet (SLU Artdatabanken, 2024).</w:t>
-      </w:r>
-    </w:p>
-    <w:p>
-      <w:r>
-        <w:t>Slaguggla (NT), fridlyst enligt §4 Artskyddsförordningen, är upptagen i bilaga 1 EU:s fågeldirektiv och bilaga 2 Bernkonventionen samt finns med som prioriterad art i Skogsstyrelsens vägledning för skogsbruket (SKSFS 2011:7). Minskningstakten har uppgått till 17 (0–33) % under de senaste 24 åren och bedöms vara nära gränsvärdet för Sårbar (VU). (A2bc) (SLU Artdatabanken, 2024).</w:t>
+        <w:t>Industriskogsbrukets korta omloppstider (100–120 år) förhindrar nybildning av grova torrträd och utgör det största hotet mot arten. Skogsbrukets hänsyn måste tillåta att vissa skogsarealer, inte bara av låg bonitet, når mycket hög ålder. Tillgången på naturliga boplatser för slaguggla har minskat drastiskt och kommer även att minska i framtiden. Detta beror på det moderna skogsbrukets inriktning och metoder som inte längre tillåter utbildandet av träd av de dimensioner som säkerställer nybildning av lämpliga boplatser i form av rötade stammar som kan bilda ”skorstenar” eller större hål i samband med kvistbrott. Som exempel på vad som krävs kan nämnas att tolv, genom dendrokronologisk analys, daterade bebodda torrakstubbar i Hälsingland hade varit döda i 255 år (129–360 år) och var 200–400 år gamla innan de dog. De äldsta tallarna hade alltså börjat växa från begynnelsen av 1300-talet och de yngsta från mitten av 1600-talet (SLU Artdatabanken, 2026).</w:t>
       </w:r>
     </w:p>
     <w:p>
@@ -751,7 +746,7 @@
     </w:p>
     <w:p>
       <w:r>
-        <w:t xml:space="preserve">SLU Artdatabanken, 2024. </w:t>
+        <w:t xml:space="preserve">SLU Artdatabanken, 2026. </w:t>
       </w:r>
       <w:r>
         <w:rPr>
@@ -773,7 +768,7 @@
     </w:p>
     <w:p>
       <w:r>
-        <w:t xml:space="preserve">Spillkråka (NT) är rödlistad som nära hotad, fridlyst enligt §4 Artskyddsförordningen, typisk art för </w:t>
+        <w:t xml:space="preserve">Spillkråka (§4) ingår i bilaga 1 EU:s fågeldirektiv och är typisk art för </w:t>
       </w:r>
       <w:r>
         <w:rPr>
@@ -791,12 +786,12 @@
         <w:t xml:space="preserve"> 9740 Skogsbevuxen myr</w:t>
       </w:r>
       <w:r>
-        <w:t xml:space="preserve"> och ingår i bilaga 1 i EU:s fågeldirektiv. Spillkråka lever i både barr- och blandskog liksom i ren lövskog. De tätaste populationerna tenderar att finnas i äldre, variationsrik blandskog med gott om död ved och gamla träd. Spillkråka är en nyckelart i skogliga miljöer vars övergivna bohål utnyttjas av flera andra hålhäckande fågelarter och fladdermöss (SLU Artdatabanken, 2023; Skogsstyrelsen 2016).</w:t>
+        <w:t>. Den lever i både barr- och blandskog liksom i ren lövskog. De tätaste populationerna tenderar att finnas i äldre, variationsrik blandskog med gott om död ved och gamla träd. Varje par utnyttjar 400–1000 hektar skog beroende på skogens kvalitet. Skogsbruk med korta omloppstider och täta, homogena ungskogar utgör det största hotet (SLU Artdatabanken, 2026).</w:t>
       </w:r>
     </w:p>
     <w:p>
       <w:r>
-        <w:t>Varje par utnyttjar 400–1000 hektar skog beroende på skogens kvalitet. En minskning av populationen pågår på grund av minskad tillgång på lämpliga bo- och födoträd och minskad födotillgång. Spillkråkans minskningstakt har uppgått till 19 (24–10) % under de senaste 15 åren. Minskningstakten för den svenska populationen bedöms vara nära gränsvärdet för Sårbar (VU) (A2bc). Skogsbruk med korta omloppstider och täta, homogena ungskogar utgör det största hotet (SLU Artdatabanken 2023).</w:t>
+        <w:t>Spillkråka är en nyckelart i skogliga miljöer vars övergivna bohål utnyttjas av flera andra hålhäckande fågelarter och fladdermöss, däribland pärluggla (EN, §4), knipa (§4), salskrake (§4) och skogsduva (§4). Hökuggla (VU, §4) och slaguggla (§4) häckar ofta i högstubbar som brutits av i höjd med ett gammalt spillkråkebo (Skogsstyrelsen, 2016).</w:t>
       </w:r>
     </w:p>
     <w:p>
@@ -823,7 +818,7 @@
     </w:p>
     <w:p>
       <w:r>
-        <w:t xml:space="preserve">SLU Artdatabanken, 2023. </w:t>
+        <w:t xml:space="preserve">SLU Artdatabanken, 2026. </w:t>
       </w:r>
       <w:r>
         <w:rPr>
@@ -832,7 +827,7 @@
         <w:t xml:space="preserve">Artfaktablad. Naturvård – artfakta. </w:t>
       </w:r>
       <w:r>
-        <w:t>SLU Artdatabanken, Uppsala</w:t>
+        <w:t>SLU Artdatabanken, Uppsala.</w:t>
       </w:r>
     </w:p>
     <w:p>
@@ -1284,7 +1279,7 @@
     <w:r>
       <w:tab/>
       <w:tab/>
-      <w:t>2026-04-06</w:t>
+      <w:t>2026-04-07</w:t>
       <w:br/>
       <w:br/>
     </w:r>

--- a/klagomål/A 14467-2026 FSC-klagomål.docx
+++ b/klagomål/A 14467-2026 FSC-klagomål.docx
@@ -1279,7 +1279,7 @@
     <w:r>
       <w:tab/>
       <w:tab/>
-      <w:t>2026-04-07</w:t>
+      <w:t>2026-04-08</w:t>
       <w:br/>
       <w:br/>
     </w:r>

--- a/klagomål/A 14467-2026 FSC-klagomål.docx
+++ b/klagomål/A 14467-2026 FSC-klagomål.docx
@@ -1279,7 +1279,7 @@
     <w:r>
       <w:tab/>
       <w:tab/>
-      <w:t>2026-04-08</w:t>
+      <w:t>2026-04-09</w:t>
       <w:br/>
       <w:br/>
     </w:r>

--- a/klagomål/A 14467-2026 FSC-klagomål.docx
+++ b/klagomål/A 14467-2026 FSC-klagomål.docx
@@ -1279,7 +1279,7 @@
     <w:r>
       <w:tab/>
       <w:tab/>
-      <w:t>2026-04-09</w:t>
+      <w:t>2026-04-10</w:t>
       <w:br/>
       <w:br/>
     </w:r>

--- a/klagomål/A 14467-2026 FSC-klagomål.docx
+++ b/klagomål/A 14467-2026 FSC-klagomål.docx
@@ -1279,7 +1279,7 @@
     <w:r>
       <w:tab/>
       <w:tab/>
-      <w:t>2026-04-10</w:t>
+      <w:t>2026-04-11</w:t>
       <w:br/>
       <w:br/>
     </w:r>

--- a/klagomål/A 14467-2026 FSC-klagomål.docx
+++ b/klagomål/A 14467-2026 FSC-klagomål.docx
@@ -1279,7 +1279,7 @@
     <w:r>
       <w:tab/>
       <w:tab/>
-      <w:t>2026-04-14</w:t>
+      <w:t>2026-04-15</w:t>
       <w:br/>
       <w:br/>
     </w:r>

--- a/klagomål/A 14467-2026 FSC-klagomål.docx
+++ b/klagomål/A 14467-2026 FSC-klagomål.docx
@@ -1279,7 +1279,7 @@
     <w:r>
       <w:tab/>
       <w:tab/>
-      <w:t>2026-04-15</w:t>
+      <w:t>2026-04-16</w:t>
       <w:br/>
       <w:br/>
     </w:r>

--- a/klagomål/A 14467-2026 FSC-klagomål.docx
+++ b/klagomål/A 14467-2026 FSC-klagomål.docx
@@ -1279,7 +1279,7 @@
     <w:r>
       <w:tab/>
       <w:tab/>
-      <w:t>2026-04-16</w:t>
+      <w:t>2026-04-17</w:t>
       <w:br/>
       <w:br/>
     </w:r>

--- a/klagomål/A 14467-2026 FSC-klagomål.docx
+++ b/klagomål/A 14467-2026 FSC-klagomål.docx
@@ -1279,7 +1279,7 @@
     <w:r>
       <w:tab/>
       <w:tab/>
-      <w:t>2026-04-17</w:t>
+      <w:t>2026-04-18</w:t>
       <w:br/>
       <w:br/>
     </w:r>

--- a/klagomål/A 14467-2026 FSC-klagomål.docx
+++ b/klagomål/A 14467-2026 FSC-klagomål.docx
@@ -1279,7 +1279,7 @@
     <w:r>
       <w:tab/>
       <w:tab/>
-      <w:t>2026-04-18</w:t>
+      <w:t>2026-04-19</w:t>
       <w:br/>
       <w:br/>
     </w:r>

--- a/klagomål/A 14467-2026 FSC-klagomål.docx
+++ b/klagomål/A 14467-2026 FSC-klagomål.docx
@@ -1279,7 +1279,7 @@
     <w:r>
       <w:tab/>
       <w:tab/>
-      <w:t>2026-04-19</w:t>
+      <w:t>2026-04-20</w:t>
       <w:br/>
       <w:br/>
     </w:r>

--- a/klagomål/A 14467-2026 FSC-klagomål.docx
+++ b/klagomål/A 14467-2026 FSC-klagomål.docx
@@ -1279,7 +1279,7 @@
     <w:r>
       <w:tab/>
       <w:tab/>
-      <w:t>2026-04-20</w:t>
+      <w:t>2026-04-21</w:t>
       <w:br/>
       <w:br/>
     </w:r>

--- a/klagomål/A 14467-2026 FSC-klagomål.docx
+++ b/klagomål/A 14467-2026 FSC-klagomål.docx
@@ -1279,7 +1279,7 @@
     <w:r>
       <w:tab/>
       <w:tab/>
-      <w:t>2026-04-21</w:t>
+      <w:t>2026-04-22</w:t>
       <w:br/>
       <w:br/>
     </w:r>

--- a/klagomål/A 14467-2026 FSC-klagomål.docx
+++ b/klagomål/A 14467-2026 FSC-klagomål.docx
@@ -1279,7 +1279,7 @@
     <w:r>
       <w:tab/>
       <w:tab/>
-      <w:t>2026-04-22</w:t>
+      <w:t>2026-04-23</w:t>
       <w:br/>
       <w:br/>
     </w:r>

--- a/klagomål/A 14467-2026 FSC-klagomål.docx
+++ b/klagomål/A 14467-2026 FSC-klagomål.docx
@@ -1279,7 +1279,7 @@
     <w:r>
       <w:tab/>
       <w:tab/>
-      <w:t>2026-04-23</w:t>
+      <w:t>2026-04-24</w:t>
       <w:br/>
       <w:br/>
     </w:r>

--- a/klagomål/A 14467-2026 FSC-klagomål.docx
+++ b/klagomål/A 14467-2026 FSC-klagomål.docx
@@ -1279,7 +1279,7 @@
     <w:r>
       <w:tab/>
       <w:tab/>
-      <w:t>2026-04-24</w:t>
+      <w:t>2026-04-25</w:t>
       <w:br/>
       <w:br/>
     </w:r>

--- a/klagomål/A 14467-2026 FSC-klagomål.docx
+++ b/klagomål/A 14467-2026 FSC-klagomål.docx
@@ -1279,7 +1279,7 @@
     <w:r>
       <w:tab/>
       <w:tab/>
-      <w:t>2026-04-25</w:t>
+      <w:t>2026-04-26</w:t>
       <w:br/>
       <w:br/>
     </w:r>

--- a/klagomål/A 14467-2026 FSC-klagomål.docx
+++ b/klagomål/A 14467-2026 FSC-klagomål.docx
@@ -1279,7 +1279,7 @@
     <w:r>
       <w:tab/>
       <w:tab/>
-      <w:t>2026-04-26</w:t>
+      <w:t>2026-04-27</w:t>
       <w:br/>
       <w:br/>
     </w:r>

--- a/klagomål/A 14467-2026 FSC-klagomål.docx
+++ b/klagomål/A 14467-2026 FSC-klagomål.docx
@@ -1279,7 +1279,7 @@
     <w:r>
       <w:tab/>
       <w:tab/>
-      <w:t>2026-04-27</w:t>
+      <w:t>2026-04-28</w:t>
       <w:br/>
       <w:br/>
     </w:r>

--- a/klagomål/A 14467-2026 FSC-klagomål.docx
+++ b/klagomål/A 14467-2026 FSC-klagomål.docx
@@ -1279,7 +1279,7 @@
     <w:r>
       <w:tab/>
       <w:tab/>
-      <w:t>2026-04-28</w:t>
+      <w:t>2026-04-29</w:t>
       <w:br/>
       <w:br/>
     </w:r>

--- a/klagomål/A 14467-2026 FSC-klagomål.docx
+++ b/klagomål/A 14467-2026 FSC-klagomål.docx
@@ -1279,7 +1279,7 @@
     <w:r>
       <w:tab/>
       <w:tab/>
-      <w:t>2026-04-29</w:t>
+      <w:t>2026-04-30</w:t>
       <w:br/>
       <w:br/>
     </w:r>

--- a/klagomål/A 14467-2026 FSC-klagomål.docx
+++ b/klagomål/A 14467-2026 FSC-klagomål.docx
@@ -1279,7 +1279,7 @@
     <w:r>
       <w:tab/>
       <w:tab/>
-      <w:t>2026-04-30</w:t>
+      <w:t>2026-05-01</w:t>
       <w:br/>
       <w:br/>
     </w:r>

--- a/klagomål/A 14467-2026 FSC-klagomål.docx
+++ b/klagomål/A 14467-2026 FSC-klagomål.docx
@@ -1279,7 +1279,7 @@
     <w:r>
       <w:tab/>
       <w:tab/>
-      <w:t>2026-05-01</w:t>
+      <w:t>2026-05-02</w:t>
       <w:br/>
       <w:br/>
     </w:r>

--- a/klagomål/A 14467-2026 FSC-klagomål.docx
+++ b/klagomål/A 14467-2026 FSC-klagomål.docx
@@ -1279,7 +1279,7 @@
     <w:r>
       <w:tab/>
       <w:tab/>
-      <w:t>2026-05-02</w:t>
+      <w:t>2026-05-03</w:t>
       <w:br/>
       <w:br/>
     </w:r>

--- a/klagomål/A 14467-2026 FSC-klagomål.docx
+++ b/klagomål/A 14467-2026 FSC-klagomål.docx
@@ -1279,7 +1279,7 @@
     <w:r>
       <w:tab/>
       <w:tab/>
-      <w:t>2026-05-03</w:t>
+      <w:t>2026-05-04</w:t>
       <w:br/>
       <w:br/>
     </w:r>

--- a/klagomål/A 14467-2026 FSC-klagomål.docx
+++ b/klagomål/A 14467-2026 FSC-klagomål.docx
@@ -1279,7 +1279,7 @@
     <w:r>
       <w:tab/>
       <w:tab/>
-      <w:t>2026-05-04</w:t>
+      <w:t>2026-05-05</w:t>
       <w:br/>
       <w:br/>
     </w:r>

--- a/klagomål/A 14467-2026 FSC-klagomål.docx
+++ b/klagomål/A 14467-2026 FSC-klagomål.docx
@@ -1279,7 +1279,7 @@
     <w:r>
       <w:tab/>
       <w:tab/>
-      <w:t>2026-05-05</w:t>
+      <w:t>2026-05-06</w:t>
       <w:br/>
       <w:br/>
     </w:r>

--- a/klagomål/A 14467-2026 FSC-klagomål.docx
+++ b/klagomål/A 14467-2026 FSC-klagomål.docx
@@ -1279,7 +1279,7 @@
     <w:r>
       <w:tab/>
       <w:tab/>
-      <w:t>2026-05-06</w:t>
+      <w:t>2026-05-07</w:t>
       <w:br/>
       <w:br/>
     </w:r>

--- a/klagomål/A 14467-2026 FSC-klagomål.docx
+++ b/klagomål/A 14467-2026 FSC-klagomål.docx
@@ -1279,7 +1279,7 @@
     <w:r>
       <w:tab/>
       <w:tab/>
-      <w:t>2026-05-07</w:t>
+      <w:t>2026-05-08</w:t>
       <w:br/>
       <w:br/>
     </w:r>

--- a/klagomål/A 14467-2026 FSC-klagomål.docx
+++ b/klagomål/A 14467-2026 FSC-klagomål.docx
@@ -1279,7 +1279,7 @@
     <w:r>
       <w:tab/>
       <w:tab/>
-      <w:t>2026-05-08</w:t>
+      <w:t>2026-05-09</w:t>
       <w:br/>
       <w:br/>
     </w:r>

--- a/klagomål/A 14467-2026 FSC-klagomål.docx
+++ b/klagomål/A 14467-2026 FSC-klagomål.docx
@@ -1279,7 +1279,7 @@
     <w:r>
       <w:tab/>
       <w:tab/>
-      <w:t>2026-05-09</w:t>
+      <w:t>2026-05-10</w:t>
       <w:br/>
       <w:br/>
     </w:r>

--- a/klagomål/A 14467-2026 FSC-klagomål.docx
+++ b/klagomål/A 14467-2026 FSC-klagomål.docx
@@ -1279,7 +1279,7 @@
     <w:r>
       <w:tab/>
       <w:tab/>
-      <w:t>2026-05-10</w:t>
+      <w:t>2026-05-11</w:t>
       <w:br/>
       <w:br/>
     </w:r>

--- a/klagomål/A 14467-2026 FSC-klagomål.docx
+++ b/klagomål/A 14467-2026 FSC-klagomål.docx
@@ -1279,7 +1279,7 @@
     <w:r>
       <w:tab/>
       <w:tab/>
-      <w:t>2026-05-11</w:t>
+      <w:t>2026-05-12</w:t>
       <w:br/>
       <w:br/>
     </w:r>

--- a/klagomål/A 14467-2026 FSC-klagomål.docx
+++ b/klagomål/A 14467-2026 FSC-klagomål.docx
@@ -1279,7 +1279,7 @@
     <w:r>
       <w:tab/>
       <w:tab/>
-      <w:t>2026-05-12</w:t>
+      <w:t>2026-05-13</w:t>
       <w:br/>
       <w:br/>
     </w:r>

--- a/klagomål/A 14467-2026 FSC-klagomål.docx
+++ b/klagomål/A 14467-2026 FSC-klagomål.docx
@@ -1279,7 +1279,7 @@
     <w:r>
       <w:tab/>
       <w:tab/>
-      <w:t>2026-05-13</w:t>
+      <w:t>2026-05-16</w:t>
       <w:br/>
       <w:br/>
     </w:r>

--- a/klagomål/A 14467-2026 FSC-klagomål.docx
+++ b/klagomål/A 14467-2026 FSC-klagomål.docx
@@ -1279,7 +1279,7 @@
     <w:r>
       <w:tab/>
       <w:tab/>
-      <w:t>2026-05-16</w:t>
+      <w:t>2026-05-17</w:t>
       <w:br/>
       <w:br/>
     </w:r>

--- a/klagomål/A 14467-2026 FSC-klagomål.docx
+++ b/klagomål/A 14467-2026 FSC-klagomål.docx
@@ -1279,7 +1279,7 @@
     <w:r>
       <w:tab/>
       <w:tab/>
-      <w:t>2026-05-17</w:t>
+      <w:t>2026-05-18</w:t>
       <w:br/>
       <w:br/>
     </w:r>

--- a/klagomål/A 14467-2026 FSC-klagomål.docx
+++ b/klagomål/A 14467-2026 FSC-klagomål.docx
@@ -1279,7 +1279,7 @@
     <w:r>
       <w:tab/>
       <w:tab/>
-      <w:t>2026-05-18</w:t>
+      <w:t>2026-05-19</w:t>
       <w:br/>
       <w:br/>
     </w:r>

--- a/klagomål/A 14467-2026 FSC-klagomål.docx
+++ b/klagomål/A 14467-2026 FSC-klagomål.docx
@@ -1279,7 +1279,7 @@
     <w:r>
       <w:tab/>
       <w:tab/>
-      <w:t>2026-05-19</w:t>
+      <w:t>2026-05-20</w:t>
       <w:br/>
       <w:br/>
     </w:r>

--- a/klagomål/A 14467-2026 FSC-klagomål.docx
+++ b/klagomål/A 14467-2026 FSC-klagomål.docx
@@ -1279,7 +1279,7 @@
     <w:r>
       <w:tab/>
       <w:tab/>
-      <w:t>2026-05-20</w:t>
+      <w:t>2026-05-21</w:t>
       <w:br/>
       <w:br/>
     </w:r>

--- a/klagomål/A 14467-2026 FSC-klagomål.docx
+++ b/klagomål/A 14467-2026 FSC-klagomål.docx
@@ -1279,7 +1279,7 @@
     <w:r>
       <w:tab/>
       <w:tab/>
-      <w:t>2026-05-21</w:t>
+      <w:t>2026-05-22</w:t>
       <w:br/>
       <w:br/>
     </w:r>

--- a/klagomål/A 14467-2026 FSC-klagomål.docx
+++ b/klagomål/A 14467-2026 FSC-klagomål.docx
@@ -1279,7 +1279,7 @@
     <w:r>
       <w:tab/>
       <w:tab/>
-      <w:t>2026-05-22</w:t>
+      <w:t>2026-05-23</w:t>
       <w:br/>
       <w:br/>
     </w:r>

--- a/klagomål/A 14467-2026 FSC-klagomål.docx
+++ b/klagomål/A 14467-2026 FSC-klagomål.docx
@@ -1279,7 +1279,7 @@
     <w:r>
       <w:tab/>
       <w:tab/>
-      <w:t>2026-05-23</w:t>
+      <w:t>2026-05-24</w:t>
       <w:br/>
       <w:br/>
     </w:r>

--- a/klagomål/A 14467-2026 FSC-klagomål.docx
+++ b/klagomål/A 14467-2026 FSC-klagomål.docx
@@ -1279,7 +1279,7 @@
     <w:r>
       <w:tab/>
       <w:tab/>
-      <w:t>2026-05-24</w:t>
+      <w:t>2026-05-25</w:t>
       <w:br/>
       <w:br/>
     </w:r>

--- a/klagomål/A 14467-2026 FSC-klagomål.docx
+++ b/klagomål/A 14467-2026 FSC-klagomål.docx
@@ -1279,7 +1279,7 @@
     <w:r>
       <w:tab/>
       <w:tab/>
-      <w:t>2026-05-25</w:t>
+      <w:t>2026-05-26</w:t>
       <w:br/>
       <w:br/>
     </w:r>

--- a/klagomål/A 14467-2026 FSC-klagomål.docx
+++ b/klagomål/A 14467-2026 FSC-klagomål.docx
@@ -1279,7 +1279,7 @@
     <w:r>
       <w:tab/>
       <w:tab/>
-      <w:t>2026-05-26</w:t>
+      <w:t>2026-05-27</w:t>
       <w:br/>
       <w:br/>
     </w:r>

--- a/klagomål/A 14467-2026 FSC-klagomål.docx
+++ b/klagomål/A 14467-2026 FSC-klagomål.docx
@@ -1279,7 +1279,7 @@
     <w:r>
       <w:tab/>
       <w:tab/>
-      <w:t>2026-05-27</w:t>
+      <w:t>2026-05-28</w:t>
       <w:br/>
       <w:br/>
     </w:r>

--- a/klagomål/A 14467-2026 FSC-klagomål.docx
+++ b/klagomål/A 14467-2026 FSC-klagomål.docx
@@ -1279,7 +1279,7 @@
     <w:r>
       <w:tab/>
       <w:tab/>
-      <w:t>2026-05-28</w:t>
+      <w:t>2026-05-29</w:t>
       <w:br/>
       <w:br/>
     </w:r>

--- a/klagomål/A 14467-2026 FSC-klagomål.docx
+++ b/klagomål/A 14467-2026 FSC-klagomål.docx
@@ -1279,7 +1279,7 @@
     <w:r>
       <w:tab/>
       <w:tab/>
-      <w:t>2026-05-29</w:t>
+      <w:t>2026-05-30</w:t>
       <w:br/>
       <w:br/>
     </w:r>

--- a/klagomål/A 14467-2026 FSC-klagomål.docx
+++ b/klagomål/A 14467-2026 FSC-klagomål.docx
@@ -1279,7 +1279,7 @@
     <w:r>
       <w:tab/>
       <w:tab/>
-      <w:t>2026-05-30</w:t>
+      <w:t>2026-05-31</w:t>
       <w:br/>
       <w:br/>
     </w:r>

--- a/klagomål/A 14467-2026 FSC-klagomål.docx
+++ b/klagomål/A 14467-2026 FSC-klagomål.docx
@@ -1279,7 +1279,7 @@
     <w:r>
       <w:tab/>
       <w:tab/>
-      <w:t>2026-05-31</w:t>
+      <w:t>2026-06-01</w:t>
       <w:br/>
       <w:br/>
     </w:r>

--- a/klagomål/A 14467-2026 FSC-klagomål.docx
+++ b/klagomål/A 14467-2026 FSC-klagomål.docx
@@ -1279,7 +1279,7 @@
     <w:r>
       <w:tab/>
       <w:tab/>
-      <w:t>2026-06-01</w:t>
+      <w:t>2026-06-02</w:t>
       <w:br/>
       <w:br/>
     </w:r>

--- a/klagomål/A 14467-2026 FSC-klagomål.docx
+++ b/klagomål/A 14467-2026 FSC-klagomål.docx
@@ -1279,7 +1279,7 @@
     <w:r>
       <w:tab/>
       <w:tab/>
-      <w:t>2026-06-02</w:t>
+      <w:t>2026-06-03</w:t>
       <w:br/>
       <w:br/>
     </w:r>

--- a/klagomål/A 14467-2026 FSC-klagomål.docx
+++ b/klagomål/A 14467-2026 FSC-klagomål.docx
@@ -1279,7 +1279,7 @@
     <w:r>
       <w:tab/>
       <w:tab/>
-      <w:t>2026-06-03</w:t>
+      <w:t>2026-06-04</w:t>
       <w:br/>
       <w:br/>
     </w:r>

--- a/klagomål/A 14467-2026 FSC-klagomål.docx
+++ b/klagomål/A 14467-2026 FSC-klagomål.docx
@@ -1279,7 +1279,7 @@
     <w:r>
       <w:tab/>
       <w:tab/>
-      <w:t>2026-06-04</w:t>
+      <w:t>2026-06-05</w:t>
       <w:br/>
       <w:br/>
     </w:r>

--- a/klagomål/A 14467-2026 FSC-klagomål.docx
+++ b/klagomål/A 14467-2026 FSC-klagomål.docx
@@ -1279,7 +1279,7 @@
     <w:r>
       <w:tab/>
       <w:tab/>
-      <w:t>2026-06-05</w:t>
+      <w:t>2026-06-06</w:t>
       <w:br/>
       <w:br/>
     </w:r>

--- a/klagomål/A 14467-2026 FSC-klagomål.docx
+++ b/klagomål/A 14467-2026 FSC-klagomål.docx
@@ -1279,7 +1279,7 @@
     <w:r>
       <w:tab/>
       <w:tab/>
-      <w:t>2026-06-06</w:t>
+      <w:t>2026-06-07</w:t>
       <w:br/>
       <w:br/>
     </w:r>

--- a/klagomål/A 14467-2026 FSC-klagomål.docx
+++ b/klagomål/A 14467-2026 FSC-klagomål.docx
@@ -1279,7 +1279,7 @@
     <w:r>
       <w:tab/>
       <w:tab/>
-      <w:t>2026-06-07</w:t>
+      <w:t>2026-06-08</w:t>
       <w:br/>
       <w:br/>
     </w:r>

--- a/klagomål/A 14467-2026 FSC-klagomål.docx
+++ b/klagomål/A 14467-2026 FSC-klagomål.docx
@@ -1279,7 +1279,7 @@
     <w:r>
       <w:tab/>
       <w:tab/>
-      <w:t>2026-06-08</w:t>
+      <w:t>2026-06-09</w:t>
       <w:br/>
       <w:br/>
     </w:r>
